--- a/downloads/teacher/04 Units/Unit 03 - Human Development and Relationships - Growing Up, Getting Along/Lesson 03.01 - Stages From Infant to Older Adult.docx
+++ b/downloads/teacher/04 Units/Unit 03 - Human Development and Relationships - Growing Up, Getting Along/Lesson 03.01 - Stages From Infant to Older Adult.docx
@@ -277,23 +277,41 @@
       <w:r>
         <w:t xml:space="preserve">By the end of this lesson, students will be able to:</w:t>
       </w:r>
-      <w:r>
-        <w:t xml:space="preserve"> </w:t>
-      </w:r>
-      <w:r>
-        <w:t xml:space="preserve">1. (Low) Given the seven stage names, list the stages of the lifespan in order from infancy to older adulthood and give an age range for each.</w:t>
-      </w:r>
-      <w:r>
-        <w:t xml:space="preserve"> </w:t>
-      </w:r>
-      <w:r>
-        <w:t xml:space="preserve">2. (Mid) Given 21 picture cards described in words, sort each card to its stage and label which aspect of development it shows (physical, emotional, social, or intellectual).</w:t>
-      </w:r>
-      <w:r>
-        <w:t xml:space="preserve"> </w:t>
-      </w:r>
-      <w:r>
-        <w:t xml:space="preserve">3. (High) For two stages, compare what a person needs most from the people around them, and defend which need is hardest to meet in one written sentence.</w:t>
+    </w:p>
+    <w:p>
+      <w:pPr>
+        <w:numPr>
+          <w:ilvl w:val="0"/>
+          <w:numId w:val="1002"/>
+        </w:numPr>
+        <w:pStyle w:val="Compact"/>
+      </w:pPr>
+      <w:r>
+        <w:t xml:space="preserve">(Low) Given the seven stage names, list the stages of the lifespan in order from infancy to older adulthood and give an age range for each.</w:t>
+      </w:r>
+    </w:p>
+    <w:p>
+      <w:pPr>
+        <w:numPr>
+          <w:ilvl w:val="0"/>
+          <w:numId w:val="1002"/>
+        </w:numPr>
+        <w:pStyle w:val="Compact"/>
+      </w:pPr>
+      <w:r>
+        <w:t xml:space="preserve">(Mid) Given 21 picture cards described in words, sort each card to its stage and label which aspect of development it shows (physical, emotional, social, or intellectual).</w:t>
+      </w:r>
+    </w:p>
+    <w:p>
+      <w:pPr>
+        <w:numPr>
+          <w:ilvl w:val="0"/>
+          <w:numId w:val="1002"/>
+        </w:numPr>
+        <w:pStyle w:val="Compact"/>
+      </w:pPr>
+      <w:r>
+        <w:t xml:space="preserve">(High) For two stages, compare what a person needs most from the people around them, and defend which need is hardest to meet in one written sentence.</w:t>
       </w:r>
     </w:p>
     <w:p>
@@ -343,7 +361,7 @@
       <w:pPr>
         <w:numPr>
           <w:ilvl w:val="0"/>
-          <w:numId w:val="1002"/>
+          <w:numId w:val="1003"/>
         </w:numPr>
         <w:pStyle w:val="Compact"/>
       </w:pPr>
@@ -361,7 +379,7 @@
       <w:pPr>
         <w:numPr>
           <w:ilvl w:val="0"/>
-          <w:numId w:val="1002"/>
+          <w:numId w:val="1003"/>
         </w:numPr>
         <w:pStyle w:val="Compact"/>
       </w:pPr>
@@ -373,7 +391,7 @@
       <w:pPr>
         <w:numPr>
           <w:ilvl w:val="0"/>
-          <w:numId w:val="1002"/>
+          <w:numId w:val="1003"/>
         </w:numPr>
         <w:pStyle w:val="Compact"/>
       </w:pPr>
@@ -394,7 +412,7 @@
       <w:pPr>
         <w:numPr>
           <w:ilvl w:val="0"/>
-          <w:numId w:val="1002"/>
+          <w:numId w:val="1003"/>
         </w:numPr>
         <w:pStyle w:val="Compact"/>
       </w:pPr>
@@ -424,7 +442,7 @@
       <w:pPr>
         <w:numPr>
           <w:ilvl w:val="0"/>
-          <w:numId w:val="1002"/>
+          <w:numId w:val="1003"/>
         </w:numPr>
         <w:pStyle w:val="Compact"/>
       </w:pPr>
@@ -436,7 +454,7 @@
       <w:pPr>
         <w:numPr>
           <w:ilvl w:val="0"/>
-          <w:numId w:val="1002"/>
+          <w:numId w:val="1003"/>
         </w:numPr>
         <w:pStyle w:val="Compact"/>
       </w:pPr>
@@ -893,37 +911,61 @@
       <w:r>
         <w:t xml:space="preserve">Monitor understanding:</w:t>
       </w:r>
-      <w:r>
-        <w:t xml:space="preserve"> </w:t>
-      </w:r>
-      <w:r>
-        <w:t xml:space="preserve">- Which stage comes right after early childhood? What ages?</w:t>
-      </w:r>
-      <w:r>
-        <w:t xml:space="preserve"> </w:t>
-      </w:r>
-      <w:r>
-        <w:t xml:space="preserve">- This card shows a person learning to ride a bike with no training wheels. Which stage, and is that physical or intellectual?</w:t>
-      </w:r>
-      <w:r>
-        <w:t xml:space="preserve"> </w:t>
-      </w:r>
-      <w:r>
-        <w:t xml:space="preserve">- Can one card show two aspects at once? Give an example.</w:t>
-      </w:r>
-    </w:p>
-    <w:p>
-      <w:pPr>
-        <w:pStyle w:val="BodyText"/>
+    </w:p>
+    <w:p>
+      <w:pPr>
+        <w:numPr>
+          <w:ilvl w:val="0"/>
+          <w:numId w:val="1004"/>
+        </w:numPr>
+        <w:pStyle w:val="Compact"/>
+      </w:pPr>
+      <w:r>
+        <w:t xml:space="preserve">Which stage comes right after early childhood? What ages?</w:t>
+      </w:r>
+    </w:p>
+    <w:p>
+      <w:pPr>
+        <w:numPr>
+          <w:ilvl w:val="0"/>
+          <w:numId w:val="1004"/>
+        </w:numPr>
+        <w:pStyle w:val="Compact"/>
+      </w:pPr>
+      <w:r>
+        <w:t xml:space="preserve">This card shows a person learning to ride a bike with no training wheels. Which stage, and is that physical or intellectual?</w:t>
+      </w:r>
+    </w:p>
+    <w:p>
+      <w:pPr>
+        <w:numPr>
+          <w:ilvl w:val="0"/>
+          <w:numId w:val="1004"/>
+        </w:numPr>
+        <w:pStyle w:val="Compact"/>
+      </w:pPr>
+      <w:r>
+        <w:t xml:space="preserve">Can one card show two aspects at once? Give an example.</w:t>
+      </w:r>
+    </w:p>
+    <w:p>
+      <w:pPr>
+        <w:pStyle w:val="FirstParagraph"/>
       </w:pPr>
       <w:r>
         <w:t xml:space="preserve">Deepen learning:</w:t>
       </w:r>
-      <w:r>
-        <w:t xml:space="preserve"> </w:t>
-      </w:r>
-      <w:r>
-        <w:t xml:space="preserve">- Why do we bother splitting</w:t>
+    </w:p>
+    <w:p>
+      <w:pPr>
+        <w:numPr>
+          <w:ilvl w:val="0"/>
+          <w:numId w:val="1005"/>
+        </w:numPr>
+        <w:pStyle w:val="Compact"/>
+      </w:pPr>
+      <w:r>
+        <w:t xml:space="preserve">Why do we bother splitting</w:t>
       </w:r>
       <w:r>
         <w:t xml:space="preserve"> </w:t>
@@ -943,17 +985,29 @@
       <w:r>
         <w:t xml:space="preserve">into three stages? What changes between 25 and 70?</w:t>
       </w:r>
-      <w:r>
-        <w:t xml:space="preserve"> </w:t>
-      </w:r>
-      <w:r>
-        <w:t xml:space="preserve">- Which stage do you think is hardest, and is that because of the body, the feelings, the people, or the thinking?</w:t>
-      </w:r>
-      <w:r>
-        <w:t xml:space="preserve"> </w:t>
-      </w:r>
-      <w:r>
-        <w:t xml:space="preserve">- You know people in almost every stage. Who in your life is in a stage where the need is</w:t>
+    </w:p>
+    <w:p>
+      <w:pPr>
+        <w:numPr>
+          <w:ilvl w:val="0"/>
+          <w:numId w:val="1005"/>
+        </w:numPr>
+        <w:pStyle w:val="Compact"/>
+      </w:pPr>
+      <w:r>
+        <w:t xml:space="preserve">Which stage do you think is hardest, and is that because of the body, the feelings, the people, or the thinking?</w:t>
+      </w:r>
+    </w:p>
+    <w:p>
+      <w:pPr>
+        <w:numPr>
+          <w:ilvl w:val="0"/>
+          <w:numId w:val="1005"/>
+        </w:numPr>
+        <w:pStyle w:val="Compact"/>
+      </w:pPr>
+      <w:r>
+        <w:t xml:space="preserve">You know people in almost every stage. Who in your life is in a stage where the need is</w:t>
       </w:r>
       <w:r>
         <w:t xml:space="preserve"> </w:t>
@@ -1141,7 +1195,7 @@
       <w:pPr>
         <w:numPr>
           <w:ilvl w:val="0"/>
-          <w:numId w:val="1003"/>
+          <w:numId w:val="1006"/>
         </w:numPr>
         <w:pStyle w:val="Compact"/>
       </w:pPr>
@@ -1153,7 +1207,7 @@
       <w:pPr>
         <w:numPr>
           <w:ilvl w:val="0"/>
-          <w:numId w:val="1003"/>
+          <w:numId w:val="1006"/>
         </w:numPr>
         <w:pStyle w:val="Compact"/>
       </w:pPr>
@@ -1165,7 +1219,7 @@
       <w:pPr>
         <w:numPr>
           <w:ilvl w:val="0"/>
-          <w:numId w:val="1003"/>
+          <w:numId w:val="1006"/>
         </w:numPr>
         <w:pStyle w:val="Compact"/>
       </w:pPr>
@@ -1210,7 +1264,7 @@
       <w:pPr>
         <w:numPr>
           <w:ilvl w:val="0"/>
-          <w:numId w:val="1003"/>
+          <w:numId w:val="1006"/>
         </w:numPr>
         <w:pStyle w:val="Compact"/>
       </w:pPr>
@@ -1222,7 +1276,7 @@
       <w:pPr>
         <w:numPr>
           <w:ilvl w:val="0"/>
-          <w:numId w:val="1003"/>
+          <w:numId w:val="1006"/>
         </w:numPr>
         <w:pStyle w:val="Compact"/>
       </w:pPr>
@@ -1234,7 +1288,7 @@
       <w:pPr>
         <w:numPr>
           <w:ilvl w:val="0"/>
-          <w:numId w:val="1003"/>
+          <w:numId w:val="1006"/>
         </w:numPr>
         <w:pStyle w:val="Compact"/>
       </w:pPr>
@@ -1561,7 +1615,7 @@
       <w:pPr>
         <w:numPr>
           <w:ilvl w:val="0"/>
-          <w:numId w:val="1004"/>
+          <w:numId w:val="1007"/>
         </w:numPr>
         <w:pStyle w:val="Compact"/>
       </w:pPr>
@@ -1585,7 +1639,7 @@
       <w:pPr>
         <w:numPr>
           <w:ilvl w:val="0"/>
-          <w:numId w:val="1004"/>
+          <w:numId w:val="1007"/>
         </w:numPr>
         <w:pStyle w:val="Compact"/>
       </w:pPr>
@@ -1597,7 +1651,7 @@
       <w:pPr>
         <w:numPr>
           <w:ilvl w:val="0"/>
-          <w:numId w:val="1004"/>
+          <w:numId w:val="1007"/>
         </w:numPr>
         <w:pStyle w:val="Compact"/>
       </w:pPr>
@@ -1621,7 +1675,7 @@
       <w:pPr>
         <w:numPr>
           <w:ilvl w:val="0"/>
-          <w:numId w:val="1004"/>
+          <w:numId w:val="1007"/>
         </w:numPr>
         <w:pStyle w:val="Compact"/>
       </w:pPr>
@@ -1633,7 +1687,7 @@
       <w:pPr>
         <w:numPr>
           <w:ilvl w:val="0"/>
-          <w:numId w:val="1004"/>
+          <w:numId w:val="1007"/>
         </w:numPr>
         <w:pStyle w:val="Compact"/>
       </w:pPr>
@@ -1654,7 +1708,7 @@
       <w:pPr>
         <w:numPr>
           <w:ilvl w:val="0"/>
-          <w:numId w:val="1004"/>
+          <w:numId w:val="1007"/>
         </w:numPr>
         <w:pStyle w:val="Compact"/>
       </w:pPr>
@@ -1676,7 +1730,7 @@
       <w:pPr>
         <w:numPr>
           <w:ilvl w:val="0"/>
-          <w:numId w:val="1005"/>
+          <w:numId w:val="1008"/>
         </w:numPr>
         <w:pStyle w:val="Compact"/>
       </w:pPr>
@@ -1688,7 +1742,7 @@
       <w:pPr>
         <w:numPr>
           <w:ilvl w:val="0"/>
-          <w:numId w:val="1005"/>
+          <w:numId w:val="1008"/>
         </w:numPr>
         <w:pStyle w:val="Compact"/>
       </w:pPr>
@@ -1700,7 +1754,7 @@
       <w:pPr>
         <w:numPr>
           <w:ilvl w:val="0"/>
-          <w:numId w:val="1005"/>
+          <w:numId w:val="1008"/>
         </w:numPr>
         <w:pStyle w:val="Compact"/>
       </w:pPr>
@@ -1748,7 +1802,7 @@
       <w:pPr>
         <w:numPr>
           <w:ilvl w:val="0"/>
-          <w:numId w:val="1005"/>
+          <w:numId w:val="1008"/>
         </w:numPr>
         <w:pStyle w:val="Compact"/>
       </w:pPr>
@@ -1760,7 +1814,7 @@
       <w:pPr>
         <w:numPr>
           <w:ilvl w:val="0"/>
-          <w:numId w:val="1005"/>
+          <w:numId w:val="1008"/>
         </w:numPr>
         <w:pStyle w:val="Compact"/>
       </w:pPr>
@@ -2056,6 +2110,118 @@
       </w:pPr>
     </w:lvl>
   </w:abstractNum>
+  <w:abstractNum w:abstractNumId="99411">
+    <w:nsid w:val="71315dca"/>
+    <w:multiLevelType w:val="multilevel"/>
+    <w:lvl w:ilvl="0">
+      <w:start w:val="1"/>
+      <w:numFmt w:val="decimal"/>
+      <w:lvlText w:val="%1."/>
+      <w:lvlJc w:val="left"/>
+      <w:pPr>
+        <w:tabs>
+          <w:tab w:val="num" w:pos="0"/>
+        </w:tabs>
+        <w:ind w:left="480" w:hanging="480"/>
+      </w:pPr>
+    </w:lvl>
+    <w:lvl w:ilvl="1">
+      <w:start w:val="1"/>
+      <w:numFmt w:val="decimal"/>
+      <w:lvlText w:val="%2."/>
+      <w:lvlJc w:val="left"/>
+      <w:pPr>
+        <w:tabs>
+          <w:tab w:val="num" w:pos="720"/>
+        </w:tabs>
+        <w:ind w:left="1200" w:hanging="480"/>
+      </w:pPr>
+    </w:lvl>
+    <w:lvl w:ilvl="2">
+      <w:start w:val="1"/>
+      <w:numFmt w:val="decimal"/>
+      <w:lvlText w:val="%3."/>
+      <w:lvlJc w:val="left"/>
+      <w:pPr>
+        <w:tabs>
+          <w:tab w:val="num" w:pos="1440"/>
+        </w:tabs>
+        <w:ind w:left="1920" w:hanging="480"/>
+      </w:pPr>
+    </w:lvl>
+    <w:lvl w:ilvl="3">
+      <w:start w:val="1"/>
+      <w:numFmt w:val="decimal"/>
+      <w:lvlText w:val="%4."/>
+      <w:lvlJc w:val="left"/>
+      <w:pPr>
+        <w:tabs>
+          <w:tab w:val="num" w:pos="2160"/>
+        </w:tabs>
+        <w:ind w:left="2640" w:hanging="480"/>
+      </w:pPr>
+    </w:lvl>
+    <w:lvl w:ilvl="4">
+      <w:start w:val="1"/>
+      <w:numFmt w:val="decimal"/>
+      <w:lvlText w:val="%5."/>
+      <w:lvlJc w:val="left"/>
+      <w:pPr>
+        <w:tabs>
+          <w:tab w:val="num" w:pos="2880"/>
+        </w:tabs>
+        <w:ind w:left="3360" w:hanging="480"/>
+      </w:pPr>
+    </w:lvl>
+    <w:lvl w:ilvl="5">
+      <w:start w:val="1"/>
+      <w:numFmt w:val="decimal"/>
+      <w:lvlText w:val="%6."/>
+      <w:lvlJc w:val="left"/>
+      <w:pPr>
+        <w:tabs>
+          <w:tab w:val="num" w:pos="3600"/>
+        </w:tabs>
+        <w:ind w:left="4080" w:hanging="480"/>
+      </w:pPr>
+    </w:lvl>
+    <w:lvl w:ilvl="6">
+      <w:start w:val="1"/>
+      <w:numFmt w:val="decimal"/>
+      <w:lvlText w:val="%7."/>
+      <w:lvlJc w:val="left"/>
+      <w:pPr>
+        <w:tabs>
+          <w:tab w:val="num" w:pos="4320"/>
+        </w:tabs>
+        <w:ind w:left="4800" w:hanging="480"/>
+      </w:pPr>
+    </w:lvl>
+    <w:lvl w:ilvl="7">
+      <w:start w:val="1"/>
+      <w:numFmt w:val="decimal"/>
+      <w:lvlText w:val="%8."/>
+      <w:lvlJc w:val="left"/>
+      <w:pPr>
+        <w:tabs>
+          <w:tab w:val="num" w:pos="5040"/>
+        </w:tabs>
+        <w:ind w:left="5520" w:hanging="480"/>
+      </w:pPr>
+    </w:lvl>
+    <w:lvl w:ilvl="8">
+      <w:start w:val="1"/>
+      <w:numFmt w:val="decimal"/>
+      <w:lvlText w:val="%9."/>
+      <w:lvlJc w:val="left"/>
+      <w:pPr>
+        <w:tabs>
+          <w:tab w:val="num" w:pos="5760"/>
+        </w:tabs>
+        <w:ind w:left="6240" w:hanging="480"/>
+      </w:pPr>
+    </w:lvl>
+  </w:abstractNum>
   <w:num w:numId="1000">
     <w:abstractNumId w:val="990"/>
   </w:num>
@@ -2063,7 +2229,34 @@
     <w:abstractNumId w:val="991"/>
   </w:num>
   <w:num w:numId="1002">
-    <w:abstractNumId w:val="991"/>
+    <w:abstractNumId w:val="99411"/>
+    <w:lvlOverride w:ilvl="0">
+      <w:startOverride w:val="1"/>
+    </w:lvlOverride>
+    <w:lvlOverride w:ilvl="1">
+      <w:startOverride w:val="1"/>
+    </w:lvlOverride>
+    <w:lvlOverride w:ilvl="2">
+      <w:startOverride w:val="1"/>
+    </w:lvlOverride>
+    <w:lvlOverride w:ilvl="3">
+      <w:startOverride w:val="1"/>
+    </w:lvlOverride>
+    <w:lvlOverride w:ilvl="4">
+      <w:startOverride w:val="1"/>
+    </w:lvlOverride>
+    <w:lvlOverride w:ilvl="5">
+      <w:startOverride w:val="1"/>
+    </w:lvlOverride>
+    <w:lvlOverride w:ilvl="6">
+      <w:startOverride w:val="1"/>
+    </w:lvlOverride>
+    <w:lvlOverride w:ilvl="7">
+      <w:startOverride w:val="1"/>
+    </w:lvlOverride>
+    <w:lvlOverride w:ilvl="8">
+      <w:startOverride w:val="1"/>
+    </w:lvlOverride>
   </w:num>
   <w:num w:numId="1003">
     <w:abstractNumId w:val="991"/>
@@ -2072,6 +2265,15 @@
     <w:abstractNumId w:val="991"/>
   </w:num>
   <w:num w:numId="1005">
+    <w:abstractNumId w:val="991"/>
+  </w:num>
+  <w:num w:numId="1006">
+    <w:abstractNumId w:val="991"/>
+  </w:num>
+  <w:num w:numId="1007">
+    <w:abstractNumId w:val="991"/>
+  </w:num>
+  <w:num w:numId="1008">
     <w:abstractNumId w:val="991"/>
   </w:num>
 </w:numbering>

--- a/downloads/teacher/04 Units/Unit 03 - Human Development and Relationships - Growing Up, Getting Along/Lesson 03.01 - Stages From Infant to Older Adult.docx
+++ b/downloads/teacher/04 Units/Unit 03 - Human Development and Relationships - Growing Up, Getting Along/Lesson 03.01 - Stages From Infant to Older Adult.docx
@@ -200,7 +200,7 @@
         <w:pStyle w:val="FirstParagraph"/>
       </w:pPr>
       <w:r>
-        <w:t xml:space="preserve">(The task asked for one HSW 5. line on development or self-awareness. HSW 5. a) is the only line in that topic that names development factors, so it is cited verbatim. CCO 5. a) is added because the last step of the lesson is exactly</w:t>
+        <w:t xml:space="preserve">(HSW 5. a) is the only line in the Social-Emotional Learning topic that names development factors, so it is cited verbatim. CCO 5. a) is added because the last step of the lesson is exactly</w:t>
       </w:r>
       <w:r>
         <w:t xml:space="preserve"> </w:t>
@@ -435,7 +435,7 @@
         <w:t xml:space="preserve"> </w:t>
       </w:r>
       <w:r>
-        <w:t xml:space="preserve">lines from Investor Journal Entry 10 that Sal chose to read aloud (chosen with permission, no names)</w:t>
+        <w:t xml:space="preserve">lines from Investor Journal Entry 10 that I chose to read aloud (chosen with permission, no names)</w:t>
       </w:r>
     </w:p>
     <w:p>
@@ -1224,7 +1224,7 @@
         <w:pStyle w:val="Compact"/>
       </w:pPr>
       <w:r>
-        <w:t xml:space="preserve">Grade 6 support: five stages instead of seven (combine the three adult stages into</w:t>
+        <w:t xml:space="preserve">Grade 6 support: six stages instead of seven (combine the three adult stages into</w:t>
       </w:r>
       <w:r>
         <w:t xml:space="preserve"> </w:t>
@@ -1591,15 +1591,6 @@
       <w:r>
         <w:t xml:space="preserve">for the board list in a later year.</w:t>
       </w:r>
-      <w:r>
-        <w:t xml:space="preserve"> </w:t>
-      </w:r>
-      <w:r>
-        <w:rPr>
-          <w:rStyle w:val="TeacherNote"/>
-        </w:rPr>
-        <w:t xml:space="preserve">[Sal: name the nearest one if you want that.]</w:t>
-      </w:r>
     </w:p>
     <w:p>
       <w:pPr>
@@ -1694,15 +1685,6 @@
       <w:r>
         <w:t xml:space="preserve">The stage names and age ranges are the ones used in most middle school FACS texts (infancy, early childhood, middle childhood, adolescence, young, middle, and older adulthood).</w:t>
       </w:r>
-      <w:r>
-        <w:t xml:space="preserve"> </w:t>
-      </w:r>
-      <w:r>
-        <w:rPr>
-          <w:rStyle w:val="TeacherNote"/>
-        </w:rPr>
-        <w:t xml:space="preserve">[Sal: if your school’s health course uses different cutoffs, match theirs.]</w:t>
-      </w:r>
     </w:p>
     <w:p>
       <w:pPr>
@@ -1713,7 +1695,7 @@
         <w:pStyle w:val="Compact"/>
       </w:pPr>
       <w:r>
-        <w:t xml:space="preserve">Sal’s own materials: Unit 2 Calendar 02, day 66 note on the Round 2 close and the Entry 10 read-aloud.</w:t>
+        <w:t xml:space="preserve">My own materials: Unit 2 Calendar 02, day 66 note on the Round 2 close and the Entry 10 read-aloud.</w:t>
       </w:r>
     </w:p>
     <w:p>
@@ -1808,21 +1790,6 @@
       </w:pPr>
       <w:r>
         <w:t xml:space="preserve">Keep the card sets. They run the review game in Lesson 3.4 and one card is the picture item on the quiz.</w:t>
-      </w:r>
-    </w:p>
-    <w:p>
-      <w:pPr>
-        <w:numPr>
-          <w:ilvl w:val="0"/>
-          <w:numId w:val="1008"/>
-        </w:numPr>
-        <w:pStyle w:val="Compact"/>
-      </w:pPr>
-      <w:r>
-        <w:rPr>
-          <w:rStyle w:val="TeacherNote"/>
-        </w:rPr>
-        <w:t xml:space="preserve">[Sal: your students know people in every stage. If a student volunteers a grandparent story, let it run for one minute; that is the CCO 5. a) line teaching itself. Nobody is required to share.]</w:t>
       </w:r>
     </w:p>
     <w:sectPr>
